--- a/CustomerChurn/src/03_raw_data_storage/raw_data_storage.docx
+++ b/CustomerChurn/src/03_raw_data_storage/raw_data_storage.docx
@@ -2,6 +2,59 @@
 <file path=word/document.xml><?xml version="1.0" encoding="utf-8"?>
 <w:document xmlns:wpc="http://schemas.microsoft.com/office/word/2010/wordprocessingCanvas" xmlns:cx="http://schemas.microsoft.com/office/drawing/2014/chartex" xmlns:cx1="http://schemas.microsoft.com/office/drawing/2015/9/8/chartex" xmlns:cx2="http://schemas.microsoft.com/office/drawing/2015/10/21/chartex" xmlns:cx3="http://schemas.microsoft.com/office/drawing/2016/5/9/chartex" xmlns:cx4="http://schemas.microsoft.com/office/drawing/2016/5/10/chartex" xmlns:cx5="http://schemas.microsoft.com/office/drawing/2016/5/11/chartex" xmlns:cx6="http://schemas.microsoft.com/office/drawing/2016/5/12/chartex" xmlns:cx7="http://schemas.microsoft.com/office/drawing/2016/5/13/chartex" xmlns:cx8="http://schemas.microsoft.com/office/drawing/2016/5/14/chartex" xmlns:mc="http://schemas.openxmlformats.org/markup-compatibility/2006" xmlns:aink="http://schemas.microsoft.com/office/drawing/2016/ink" xmlns:am3d="http://schemas.microsoft.com/office/drawing/2017/model3d" xmlns:o="urn:schemas-microsoft-com:office:office" xmlns:oel="http://schemas.microsoft.com/office/2019/extlst" xmlns:r="http://schemas.openxmlformats.org/officeDocument/2006/relationships" xmlns:m="http://schemas.openxmlformats.org/officeDocument/2006/math" xmlns:v="urn:schemas-microsoft-com:vml" xmlns:wp14="http://schemas.microsoft.com/office/word/2010/wordprocessingDrawing" xmlns:wp="http://schemas.openxmlformats.org/drawingml/2006/wordprocessingDrawing" xmlns:w10="urn:schemas-microsoft-com:office:word" xmlns:w="http://schemas.openxmlformats.org/wordprocessingml/2006/main" xmlns:w14="http://schemas.microsoft.com/office/word/2010/wordml" xmlns:w15="http://schemas.microsoft.com/office/word/2012/wordml" xmlns:w16cex="http://schemas.microsoft.com/office/word/2018/wordml/cex" xmlns:w16cid="http://schemas.microsoft.com/office/word/2016/wordml/cid" xmlns:w16="http://schemas.microsoft.com/office/word/2018/wordml" xmlns:w16du="http://schemas.microsoft.com/office/word/2023/wordml/word16du" xmlns:w16sdtdh="http://schemas.microsoft.com/office/word/2020/wordml/sdtdatahash" xmlns:w16sdtfl="http://schemas.microsoft.com/office/word/2024/wordml/sdtformatlock" xmlns:w16se="http://schemas.microsoft.com/office/word/2015/wordml/symex" xmlns:wpg="http://schemas.microsoft.com/office/word/2010/wordprocessingGroup" xmlns:wpi="http://schemas.microsoft.com/office/word/2010/wordprocessingInk" xmlns:wne="http://schemas.microsoft.com/office/word/2006/wordml" xmlns:wps="http://schemas.microsoft.com/office/word/2010/wordprocessingShape" mc:Ignorable="w14 w15 w16se w16cid w16 w16cex w16sdtdh w16sdtfl w16du wp14">
   <w:body>
+    <w:p>
+      <w:pPr>
+        <w:pStyle w:val="Heading1"/>
+        <w:jc w:val="center"/>
+      </w:pPr>
+      <w:r>
+        <w:t>Raw data storage</w:t>
+      </w:r>
+    </w:p>
+    <w:p>
+      <w:r>
+        <w:t xml:space="preserve">The python code for this part is same as the previous section - </w:t>
+      </w:r>
+      <w:proofErr w:type="spellStart"/>
+      <w:r>
+        <w:t>data_ingestion</w:t>
+      </w:r>
+      <w:proofErr w:type="spellEnd"/>
+    </w:p>
+    <w:p>
+      <w:pPr>
+        <w:pStyle w:val="ListParagraph"/>
+        <w:numPr>
+          <w:ilvl w:val="0"/>
+          <w:numId w:val="3"/>
+        </w:numPr>
+      </w:pPr>
+      <w:r>
+        <w:t>i</w:t>
+      </w:r>
+      <w:r>
+        <w:t>ngest</w:t>
+      </w:r>
+      <w:r>
+        <w:t>.py</w:t>
+      </w:r>
+    </w:p>
+    <w:p>
+      <w:pPr>
+        <w:pStyle w:val="ListParagraph"/>
+        <w:numPr>
+          <w:ilvl w:val="0"/>
+          <w:numId w:val="3"/>
+        </w:numPr>
+      </w:pPr>
+      <w:r>
+        <w:t>ingest_kaggle_api</w:t>
+      </w:r>
+      <w:r>
+        <w:t>.py</w:t>
+      </w:r>
+    </w:p>
+    <w:p/>
     <w:p>
       <w:pPr>
         <w:pStyle w:val="ListParagraph"/>
@@ -67,171 +120,88 @@
       </w:r>
     </w:p>
     <w:p>
+      <w:pPr>
+        <w:rPr>
+          <w:b/>
+          <w:bCs/>
+        </w:rPr>
+      </w:pPr>
       <w:r>
+        <w:rPr>
+          <w:b/>
+          <w:bCs/>
+        </w:rPr>
         <w:t>The bucket structure is created based on the following</w:t>
       </w:r>
     </w:p>
     <w:p>
-      <w:pPr>
-        <w:spacing w:before="100" w:after="200" w:line="276" w:lineRule="auto"/>
-        <w:ind w:left="720" w:firstLine="720"/>
-        <w:jc w:val="both"/>
-        <w:rPr>
-          <w:rStyle w:val="SubtleReference"/>
-        </w:rPr>
-      </w:pPr>
       <w:r>
         <w:rPr>
           <w:rStyle w:val="SubtleReference"/>
         </w:rPr>
-        <w:t>s</w:t>
+        <w:drawing>
+          <wp:inline distT="0" distB="0" distL="0" distR="0" wp14:anchorId="31B22C0B" wp14:editId="1EE77A30">
+            <wp:extent cx="5943600" cy="4092575"/>
+            <wp:effectExtent l="0" t="0" r="0" b="3175"/>
+            <wp:docPr id="264125508" name="Picture 1"/>
+            <wp:cNvGraphicFramePr>
+              <a:graphicFrameLocks xmlns:a="http://schemas.openxmlformats.org/drawingml/2006/main" noChangeAspect="1"/>
+            </wp:cNvGraphicFramePr>
+            <a:graphic xmlns:a="http://schemas.openxmlformats.org/drawingml/2006/main">
+              <a:graphicData uri="http://schemas.openxmlformats.org/drawingml/2006/picture">
+                <pic:pic xmlns:pic="http://schemas.openxmlformats.org/drawingml/2006/picture">
+                  <pic:nvPicPr>
+                    <pic:cNvPr id="264125508" name=""/>
+                    <pic:cNvPicPr/>
+                  </pic:nvPicPr>
+                  <pic:blipFill>
+                    <a:blip r:embed="rId5"/>
+                    <a:stretch>
+                      <a:fillRect/>
+                    </a:stretch>
+                  </pic:blipFill>
+                  <pic:spPr>
+                    <a:xfrm>
+                      <a:off x="0" y="0"/>
+                      <a:ext cx="5943600" cy="4092575"/>
+                    </a:xfrm>
+                    <a:prstGeom prst="rect">
+                      <a:avLst/>
+                    </a:prstGeom>
+                  </pic:spPr>
+                </pic:pic>
+              </a:graphicData>
+            </a:graphic>
+          </wp:inline>
+        </w:drawing>
       </w:r>
+    </w:p>
+    <w:p/>
+    <w:p/>
+    <w:p/>
+    <w:p/>
+    <w:p/>
+    <w:p>
+      <w:pPr>
+        <w:rPr>
+          <w:b/>
+          <w:bCs/>
+        </w:rPr>
+      </w:pPr>
       <w:r>
         <w:rPr>
-          <w:rStyle w:val="SubtleReference"/>
+          <w:b/>
+          <w:bCs/>
         </w:rPr>
-        <w:t>ource</w:t>
+        <w:lastRenderedPageBreak/>
+        <w:t>Following is the screenshot from the local file system storage</w:t>
       </w:r>
     </w:p>
     <w:p>
-      <w:pPr>
-        <w:pStyle w:val="ListParagraph"/>
-        <w:numPr>
-          <w:ilvl w:val="0"/>
-          <w:numId w:val="2"/>
-        </w:numPr>
-        <w:spacing w:before="100" w:after="200" w:line="276" w:lineRule="auto"/>
-        <w:jc w:val="both"/>
-        <w:rPr>
-          <w:rStyle w:val="SubtleReference"/>
-        </w:rPr>
-      </w:pPr>
-      <w:proofErr w:type="spellStart"/>
       <w:r>
         <w:rPr>
-          <w:rStyle w:val="SubtleReference"/>
+          <w:noProof/>
         </w:rPr>
-        <w:t>kaggle_api</w:t>
-      </w:r>
-      <w:proofErr w:type="spellEnd"/>
-    </w:p>
-    <w:p>
-      <w:pPr>
-        <w:pStyle w:val="ListParagraph"/>
-        <w:numPr>
-          <w:ilvl w:val="0"/>
-          <w:numId w:val="2"/>
-        </w:numPr>
-        <w:spacing w:before="100" w:after="200" w:line="276" w:lineRule="auto"/>
-        <w:jc w:val="both"/>
-        <w:rPr>
-          <w:rStyle w:val="SubtleReference"/>
-        </w:rPr>
-      </w:pPr>
-      <w:r>
-        <w:rPr>
-          <w:rStyle w:val="SubtleReference"/>
-        </w:rPr>
-        <w:t>local</w:t>
-      </w:r>
-    </w:p>
-    <w:p>
-      <w:pPr>
-        <w:spacing w:before="100" w:after="200" w:line="276" w:lineRule="auto"/>
-        <w:ind w:left="2160" w:firstLine="360"/>
-        <w:jc w:val="both"/>
-        <w:rPr>
-          <w:rStyle w:val="SubtleReference"/>
-        </w:rPr>
-      </w:pPr>
-      <w:r>
-        <w:rPr>
-          <w:rStyle w:val="SubtleReference"/>
-        </w:rPr>
-        <w:t>type</w:t>
-      </w:r>
-    </w:p>
-    <w:p>
-      <w:pPr>
-        <w:pStyle w:val="ListParagraph"/>
-        <w:numPr>
-          <w:ilvl w:val="1"/>
-          <w:numId w:val="2"/>
-        </w:numPr>
-        <w:spacing w:before="100" w:after="200" w:line="276" w:lineRule="auto"/>
-        <w:jc w:val="both"/>
-        <w:rPr>
-          <w:rStyle w:val="SubtleReference"/>
-        </w:rPr>
-      </w:pPr>
-      <w:r>
-        <w:rPr>
-          <w:rStyle w:val="SubtleReference"/>
-        </w:rPr>
-        <w:t>churn</w:t>
-      </w:r>
-    </w:p>
-    <w:p>
-      <w:pPr>
-        <w:spacing w:before="100" w:after="200" w:line="276" w:lineRule="auto"/>
-        <w:ind w:left="2520" w:firstLine="720"/>
-        <w:jc w:val="both"/>
-        <w:rPr>
-          <w:rStyle w:val="SubtleReference"/>
-        </w:rPr>
-      </w:pPr>
-      <w:r>
-        <w:rPr>
-          <w:rStyle w:val="SubtleReference"/>
-        </w:rPr>
-        <w:t>timestamp</w:t>
-      </w:r>
-    </w:p>
-    <w:p>
-      <w:pPr>
-        <w:pStyle w:val="ListParagraph"/>
-        <w:numPr>
-          <w:ilvl w:val="2"/>
-          <w:numId w:val="2"/>
-        </w:numPr>
-        <w:spacing w:before="100" w:after="200" w:line="276" w:lineRule="auto"/>
-        <w:jc w:val="both"/>
-        <w:rPr>
-          <w:rStyle w:val="SubtleReference"/>
-        </w:rPr>
-      </w:pPr>
-      <w:proofErr w:type="spellStart"/>
-      <w:r>
-        <w:rPr>
-          <w:rStyle w:val="SubtleReference"/>
-        </w:rPr>
-        <w:t>current_</w:t>
-      </w:r>
-      <w:proofErr w:type="gramStart"/>
-      <w:r>
-        <w:rPr>
-          <w:rStyle w:val="SubtleReference"/>
-        </w:rPr>
-        <w:t>date</w:t>
-      </w:r>
-      <w:proofErr w:type="spellEnd"/>
-      <w:r>
-        <w:rPr>
-          <w:rStyle w:val="SubtleReference"/>
-        </w:rPr>
-        <w:t>(</w:t>
-      </w:r>
-      <w:proofErr w:type="gramEnd"/>
-      <w:r>
-        <w:rPr>
-          <w:rStyle w:val="SubtleReference"/>
-        </w:rPr>
-        <w:t>)</w:t>
-      </w:r>
-    </w:p>
-    <w:p/>
-    <w:p>
-      <w:r>
         <w:drawing>
           <wp:inline distT="0" distB="0" distL="0" distR="0" wp14:anchorId="726F6C53" wp14:editId="664186C0">
             <wp:extent cx="3268980" cy="4133456"/>
@@ -248,7 +218,7 @@
                     <pic:cNvPicPr/>
                   </pic:nvPicPr>
                   <pic:blipFill>
-                    <a:blip r:embed="rId5"/>
+                    <a:blip r:embed="rId6"/>
                     <a:stretch>
                       <a:fillRect/>
                     </a:stretch>
@@ -507,11 +477,103 @@
       </w:rPr>
     </w:lvl>
   </w:abstractNum>
+  <w:abstractNum w:abstractNumId="2" w15:restartNumberingAfterBreak="0">
+    <w:nsid w:val="720327C1"/>
+    <w:multiLevelType w:val="hybridMultilevel"/>
+    <w:tmpl w:val="C9BE16A4"/>
+    <w:lvl w:ilvl="0" w:tplc="0409000F">
+      <w:start w:val="1"/>
+      <w:numFmt w:val="decimal"/>
+      <w:lvlText w:val="%1."/>
+      <w:lvlJc w:val="left"/>
+      <w:pPr>
+        <w:ind w:left="720" w:hanging="360"/>
+      </w:pPr>
+      <w:rPr>
+        <w:rFonts w:hint="default"/>
+      </w:rPr>
+    </w:lvl>
+    <w:lvl w:ilvl="1" w:tplc="04090019" w:tentative="1">
+      <w:start w:val="1"/>
+      <w:numFmt w:val="lowerLetter"/>
+      <w:lvlText w:val="%2."/>
+      <w:lvlJc w:val="left"/>
+      <w:pPr>
+        <w:ind w:left="1440" w:hanging="360"/>
+      </w:pPr>
+    </w:lvl>
+    <w:lvl w:ilvl="2" w:tplc="0409001B" w:tentative="1">
+      <w:start w:val="1"/>
+      <w:numFmt w:val="lowerRoman"/>
+      <w:lvlText w:val="%3."/>
+      <w:lvlJc w:val="right"/>
+      <w:pPr>
+        <w:ind w:left="2160" w:hanging="180"/>
+      </w:pPr>
+    </w:lvl>
+    <w:lvl w:ilvl="3" w:tplc="0409000F" w:tentative="1">
+      <w:start w:val="1"/>
+      <w:numFmt w:val="decimal"/>
+      <w:lvlText w:val="%4."/>
+      <w:lvlJc w:val="left"/>
+      <w:pPr>
+        <w:ind w:left="2880" w:hanging="360"/>
+      </w:pPr>
+    </w:lvl>
+    <w:lvl w:ilvl="4" w:tplc="04090019" w:tentative="1">
+      <w:start w:val="1"/>
+      <w:numFmt w:val="lowerLetter"/>
+      <w:lvlText w:val="%5."/>
+      <w:lvlJc w:val="left"/>
+      <w:pPr>
+        <w:ind w:left="3600" w:hanging="360"/>
+      </w:pPr>
+    </w:lvl>
+    <w:lvl w:ilvl="5" w:tplc="0409001B" w:tentative="1">
+      <w:start w:val="1"/>
+      <w:numFmt w:val="lowerRoman"/>
+      <w:lvlText w:val="%6."/>
+      <w:lvlJc w:val="right"/>
+      <w:pPr>
+        <w:ind w:left="4320" w:hanging="180"/>
+      </w:pPr>
+    </w:lvl>
+    <w:lvl w:ilvl="6" w:tplc="0409000F" w:tentative="1">
+      <w:start w:val="1"/>
+      <w:numFmt w:val="decimal"/>
+      <w:lvlText w:val="%7."/>
+      <w:lvlJc w:val="left"/>
+      <w:pPr>
+        <w:ind w:left="5040" w:hanging="360"/>
+      </w:pPr>
+    </w:lvl>
+    <w:lvl w:ilvl="7" w:tplc="04090019" w:tentative="1">
+      <w:start w:val="1"/>
+      <w:numFmt w:val="lowerLetter"/>
+      <w:lvlText w:val="%8."/>
+      <w:lvlJc w:val="left"/>
+      <w:pPr>
+        <w:ind w:left="5760" w:hanging="360"/>
+      </w:pPr>
+    </w:lvl>
+    <w:lvl w:ilvl="8" w:tplc="0409001B" w:tentative="1">
+      <w:start w:val="1"/>
+      <w:numFmt w:val="lowerRoman"/>
+      <w:lvlText w:val="%9."/>
+      <w:lvlJc w:val="right"/>
+      <w:pPr>
+        <w:ind w:left="6480" w:hanging="180"/>
+      </w:pPr>
+    </w:lvl>
+  </w:abstractNum>
   <w:num w:numId="1" w16cid:durableId="2126997725">
     <w:abstractNumId w:val="0"/>
   </w:num>
   <w:num w:numId="2" w16cid:durableId="1570194039">
     <w:abstractNumId w:val="1"/>
+  </w:num>
+  <w:num w:numId="3" w16cid:durableId="640967959">
+    <w:abstractNumId w:val="2"/>
   </w:num>
 </w:numbering>
 </file>
